--- a/Fase 2/Evidencias Proyecto (version Agil)/Documento 05 - Documento de Diseño.docx
+++ b/Fase 2/Evidencias Proyecto (version Agil)/Documento 05 - Documento de Diseño.docx
@@ -190,7 +190,7 @@
                         <w:szCs w:val="44"/>
                         <w:lang w:val="es-AR"/>
                       </w:rPr>
-                      <w:t xml:space="preserve">Proyecto: Mira – Sistema de gestión y trazabilidad de equipos de geomensura</w:t>
+                      <w:t xml:space="preserve">Proyecto: </w:t>
                     </w:r>
                     <w:r>
                       <w:rPr>
@@ -201,7 +201,7 @@
                         <w:szCs w:val="44"/>
                         <w:lang w:val="es-AR"/>
                       </w:rPr>
-                      <w:t/>
+                      <w:t xml:space="preserve">Mira – Sistema de gestión y trazabilidad de equipos de geomensura</w:t>
                     </w:r>
                   </w:p>
                 </w:tc>
@@ -255,7 +255,7 @@
                     <w:b/>
                     <w:bCs/>
                   </w:rPr>
-                  <w:t xml:space="preserve">Revisión: 01</w:t>
+                  <w:t>Revisión</w:t>
                 </w:r>
                 <w:r>
                   <w:rPr>
@@ -263,6 +263,26 @@
                     <w:b/>
                     <w:bCs/>
                     <w:i/>
+                  </w:rPr>
+                  <w:t xml:space="preserve">: </w:t>
+                </w:r>
+                <w:r>
+                  <w:rPr>
+                    <w:rFonts w:cstheme="minorHAnsi"/>
+                    <w:b/>
+                    <w:bCs/>
+                    <w:i/>
+                    <w:color w:val="FF0000"/>
+                  </w:rPr>
+                  <w:t xml:space="preserve">01</w:t>
+                </w:r>
+                <w:r>
+                  <w:rPr>
+                    <w:rFonts w:cstheme="minorHAnsi"/>
+                    <w:b/>
+                    <w:bCs/>
+                    <w:i/>
+                    <w:color w:val="FF0000"/>
                   </w:rPr>
                   <w:t xml:space="preserve"/>
                 </w:r>
@@ -274,27 +294,7 @@
                     <w:i/>
                     <w:color w:val="FF0000"/>
                   </w:rPr>
-                  <w:t/>
-                </w:r>
-                <w:r>
-                  <w:rPr>
-                    <w:rFonts w:cstheme="minorHAnsi"/>
-                    <w:b/>
-                    <w:bCs/>
-                    <w:i/>
-                    <w:color w:val="FF0000"/>
-                  </w:rPr>
-                  <w:t/>
-                </w:r>
-                <w:r>
-                  <w:rPr>
-                    <w:rFonts w:cstheme="minorHAnsi"/>
-                    <w:b/>
-                    <w:bCs/>
-                    <w:i/>
-                    <w:color w:val="FF0000"/>
-                  </w:rPr>
-                  <w:t/>
+                  <w:t xml:space="preserve"/>
                 </w:r>
               </w:p>
             </w:tc>
@@ -2066,6 +2066,7 @@
       </w:r>
       <w:r>
         <w:rPr>
+          <w:color w:val="FF0000"/>
           <w:sz w:val="20"/>
         </w:rPr>
         <w:t>16-10-2026</w:t>
@@ -2591,7 +2592,20 @@
               <w:rPr>
                 <w:sz w:val="19"/>
               </w:rPr>
-              <w:t>Thymeleaf · Bootstrap 5 (webjar) · Chart.js</w:t>
+              <w:t>Thymeleaf · Bootstrap 5 (</w:t>
+            </w:r>
+            <w:r>
+              <w:rPr>
+                <w:i/>
+                <w:sz w:val="19"/>
+              </w:rPr>
+              <w:t>webjar</w:t>
+            </w:r>
+            <w:r>
+              <w:rPr>
+                <w:sz w:val="19"/>
+              </w:rPr>
+              <w:t>) · Chart.js</w:t>
             </w:r>
           </w:p>
         </w:tc>
@@ -2605,7 +2619,20 @@
               <w:rPr>
                 <w:sz w:val="19"/>
               </w:rPr>
-              <w:t>Un solo proyecto sin frontend separado; Bootstrap viaja dentro del .jar para no depender de la red en la defensa (D10)</w:t>
+              <w:t xml:space="preserve">Un solo proyecto sin </w:t>
+            </w:r>
+            <w:r>
+              <w:rPr>
+                <w:i/>
+                <w:sz w:val="19"/>
+              </w:rPr>
+              <w:t>frontend</w:t>
+            </w:r>
+            <w:r>
+              <w:rPr>
+                <w:sz w:val="19"/>
+              </w:rPr>
+              <w:t xml:space="preserve"> separado; Bootstrap viaja dentro del .jar para no depender de la red en la defensa (D10)</w:t>
             </w:r>
           </w:p>
         </w:tc>
@@ -5748,7 +5775,20 @@
               <w:rPr>
                 <w:sz w:val="19"/>
               </w:rPr>
-              <w:t>Almacenadas solo como hash BCrypt</w:t>
+              <w:t xml:space="preserve">Almacenadas solo como </w:t>
+            </w:r>
+            <w:r>
+              <w:rPr>
+                <w:i/>
+                <w:sz w:val="19"/>
+              </w:rPr>
+              <w:t>hash</w:t>
+            </w:r>
+            <w:r>
+              <w:rPr>
+                <w:sz w:val="19"/>
+              </w:rPr>
+              <w:t xml:space="preserve"> BCrypt</w:t>
             </w:r>
           </w:p>
         </w:tc>
@@ -6481,7 +6521,16 @@
         <w:jc w:val="both"/>
       </w:pPr>
       <w:r>
-        <w:t>Las pruebas no se concentran al final del proyecto: forman parte de la Definition of Done de cada historia, de modo que ninguna se considera terminada sin su prueba automatizada. El catálogo completo está en docs/10-casos-de-prueba.md, con catorce casos funcionales (CF) y dieciséis no funcionales (PNF).</w:t>
+        <w:t xml:space="preserve">Las pruebas no se concentran al final del proyecto: forman parte de la </w:t>
+      </w:r>
+      <w:r>
+        <w:rPr>
+          <w:i/>
+        </w:rPr>
+        <w:t>Definition of Done</w:t>
+      </w:r>
+      <w:r>
+        <w:t xml:space="preserve"> de cada historia, de modo que ninguna se considera terminada sin su prueba automatizada. El catálogo completo está en docs/10-casos-de-prueba.md, con catorce casos funcionales (CF) y dieciséis no funcionales (PNF).</w:t>
       </w:r>
     </w:p>
     <w:p>
@@ -6882,7 +6931,16 @@
         <w:t>Proceso de desarrollo asistido por inteligencia artificial con reglas escritas.</w:t>
       </w:r>
       <w:r>
-        <w:t xml:space="preserve"> El equipo trabaja con asistentes de programación que leen las reglas del proyecto desde el repositorio (CLAUDE.md, convenciones, bitácora de decisiones y zonas de propiedad), de modo que el código generado respeta la arquitectura acordada y cada propuesta se revisa en un pull request antes de integrarse.</w:t>
+        <w:t xml:space="preserve"> El equipo trabaja con asistentes de programación que leen las reglas del proyecto desde el repositorio (CLAUDE.md, convenciones, bitácora de decisiones y zonas de propiedad), de modo que el código generado respeta la arquitectura acordada y cada propuesta se revisa en un </w:t>
+      </w:r>
+      <w:r>
+        <w:rPr>
+          <w:i/>
+        </w:rPr>
+        <w:t>pull request</w:t>
+      </w:r>
+      <w:r>
+        <w:t xml:space="preserve"> antes de integrarse.</w:t>
       </w:r>
     </w:p>
     <w:sectPr>

--- a/Fase 2/Evidencias Proyecto (version Agil)/Documento 05 - Documento de Diseño.docx
+++ b/Fase 2/Evidencias Proyecto (version Agil)/Documento 05 - Documento de Diseño.docx
@@ -3624,7 +3624,16 @@
         <w:jc w:val="both"/>
       </w:pPr>
       <w:r>
-        <w:t>El modelo relacional tiene trece tablas. Las decisiones que lo explican son cinco:</w:t>
+        <w:t>El modelo relacional tiene catorce tablas, creadas por la migración V1_</w:t>
+      </w:r>
+      <w:r>
+        <w:rPr>
+          <w:i/>
+        </w:rPr>
+        <w:t>esquema</w:t>
+      </w:r>
+      <w:r>
+        <w:t>inicial.sql y verificadas con una prueba automatizada contra PostgreSQL 16. Las decisiones que lo explican son cinco:</w:t>
       </w:r>
     </w:p>
     <w:p>

--- a/Fase 2/Evidencias Proyecto (version Agil)/Documento 05 - Documento de Diseño.docx
+++ b/Fase 2/Evidencias Proyecto (version Agil)/Documento 05 - Documento de Diseño.docx
@@ -2463,10 +2463,9 @@
     <w:tbl>
       <w:tblPr>
         <w:tblStyle w:val="Tablaconcuadrcula1clara-nfasis1"/>
+        <w:tblW w:w="9072" w:type="dxa"/>
         <w:tblLayout w:type="fixed"/>
         <w:tblLook w:firstColumn="1" w:firstRow="1" w:lastColumn="0" w:lastRow="0" w:noHBand="0" w:noVBand="1" w:val="04A0"/>
-        <w:tblW w:w="9072" w:type="dxa"/>
-        <w:tblLayout w:type="fixed"/>
       </w:tblPr>
       <w:tblGrid>
         <w:gridCol w:w="2160"/>
@@ -2963,10 +2962,9 @@
     <w:tbl>
       <w:tblPr>
         <w:tblStyle w:val="Tablaconcuadrcula1clara-nfasis1"/>
+        <w:tblW w:w="9072" w:type="dxa"/>
         <w:tblLayout w:type="fixed"/>
         <w:tblLook w:firstColumn="1" w:firstRow="1" w:lastColumn="0" w:lastRow="0" w:noHBand="0" w:noVBand="1" w:val="04A0"/>
-        <w:tblW w:w="9072" w:type="dxa"/>
-        <w:tblLayout w:type="fixed"/>
       </w:tblPr>
       <w:tblGrid>
         <w:gridCol w:w="4031"/>
@@ -3838,10 +3836,9 @@
     <w:tbl>
       <w:tblPr>
         <w:tblStyle w:val="Tablaconcuadrcula1clara-nfasis1"/>
+        <w:tblW w:w="9072" w:type="dxa"/>
         <w:tblLayout w:type="fixed"/>
         <w:tblLook w:firstColumn="1" w:firstRow="1" w:lastColumn="0" w:lastRow="0" w:noHBand="0" w:noVBand="1" w:val="04A0"/>
-        <w:tblW w:w="9072" w:type="dxa"/>
-        <w:tblLayout w:type="fixed"/>
       </w:tblPr>
       <w:tblGrid>
         <w:gridCol w:w="2304"/>
@@ -4506,10 +4503,9 @@
     <w:tbl>
       <w:tblPr>
         <w:tblStyle w:val="Tablaconcuadrcula1clara-nfasis1"/>
+        <w:tblW w:w="9072" w:type="dxa"/>
         <w:tblLayout w:type="fixed"/>
         <w:tblLook w:firstColumn="1" w:firstRow="1" w:lastColumn="0" w:lastRow="0" w:noHBand="0" w:noVBand="1" w:val="04A0"/>
-        <w:tblW w:w="9072" w:type="dxa"/>
-        <w:tblLayout w:type="fixed"/>
       </w:tblPr>
       <w:tblGrid>
         <w:gridCol w:w="1872"/>
@@ -5200,10 +5196,9 @@
     <w:tbl>
       <w:tblPr>
         <w:tblStyle w:val="Tablaconcuadrcula1clara-nfasis1"/>
+        <w:tblW w:w="9072" w:type="dxa"/>
         <w:tblLayout w:type="fixed"/>
         <w:tblLook w:firstColumn="1" w:firstRow="1" w:lastColumn="0" w:lastRow="0" w:noHBand="0" w:noVBand="1" w:val="04A0"/>
-        <w:tblW w:w="9072" w:type="dxa"/>
-        <w:tblLayout w:type="fixed"/>
       </w:tblPr>
       <w:tblGrid>
         <w:gridCol w:w="864"/>
@@ -5481,10 +5476,9 @@
     <w:tbl>
       <w:tblPr>
         <w:tblStyle w:val="Tablaconcuadrcula1clara-nfasis1"/>
+        <w:tblW w:w="9072" w:type="dxa"/>
         <w:tblLayout w:type="fixed"/>
         <w:tblLook w:firstColumn="1" w:firstRow="1" w:lastColumn="0" w:lastRow="0" w:noHBand="0" w:noVBand="1" w:val="04A0"/>
-        <w:tblW w:w="9072" w:type="dxa"/>
-        <w:tblLayout w:type="fixed"/>
       </w:tblPr>
       <w:tblGrid>
         <w:gridCol w:w="1007"/>
@@ -6557,10 +6551,9 @@
     <w:tbl>
       <w:tblPr>
         <w:tblStyle w:val="Tablaconcuadrcula1clara-nfasis1"/>
+        <w:tblW w:w="9072" w:type="dxa"/>
         <w:tblLayout w:type="fixed"/>
         <w:tblLook w:firstColumn="1" w:firstRow="1" w:lastColumn="0" w:lastRow="0" w:noHBand="0" w:noVBand="1" w:val="04A0"/>
-        <w:tblW w:w="9072" w:type="dxa"/>
-        <w:tblLayout w:type="fixed"/>
       </w:tblPr>
       <w:tblGrid>
         <w:gridCol w:w="1872"/>
